--- a/docpac_28120326/docpac_28120326.docx
+++ b/docpac_28120326/docpac_28120326.docx
@@ -1,6 +1,6 @@
 
 <file path=word/document.xml><?xml version="1.0" encoding="utf-8"?>
-<w:document xmlns:wpc="http://schemas.microsoft.com/office/word/2010/wordprocessingCanvas" xmlns:cx="http://schemas.microsoft.com/office/drawing/2014/chartex" xmlns:cx1="http://schemas.microsoft.com/office/drawing/2015/9/8/chartex" xmlns:cx2="http://schemas.microsoft.com/office/drawing/2015/10/21/chartex" xmlns:cx3="http://schemas.microsoft.com/office/drawing/2016/5/9/chartex" xmlns:cx4="http://schemas.microsoft.com/office/drawing/2016/5/10/chartex" xmlns:cx5="http://schemas.microsoft.com/office/drawing/2016/5/11/chartex" xmlns:cx6="http://schemas.microsoft.com/office/drawing/2016/5/12/chartex" xmlns:cx7="http://schemas.microsoft.com/office/drawing/2016/5/13/chartex" xmlns:cx8="http://schemas.microsoft.com/office/drawing/2016/5/14/chartex" xmlns:mc="http://schemas.openxmlformats.org/markup-compatibility/2006" xmlns:aink="http://schemas.microsoft.com/office/drawing/2016/ink" xmlns:am3d="http://schemas.microsoft.com/office/drawing/2017/model3d" xmlns:o="urn:schemas-microsoft-com:office:office" xmlns:r="http://schemas.openxmlformats.org/officeDocument/2006/relationships" xmlns:m="http://schemas.openxmlformats.org/officeDocument/2006/math" xmlns:v="urn:schemas-microsoft-com:vml" xmlns:wp14="http://schemas.microsoft.com/office/word/2010/wordprocessingDrawing" xmlns:wp="http://schemas.openxmlformats.org/drawingml/2006/wordprocessingDrawing" xmlns:w10="urn:schemas-microsoft-com:office:word" xmlns:w="http://schemas.openxmlformats.org/wordprocessingml/2006/main" xmlns:w14="http://schemas.microsoft.com/office/word/2010/wordml" xmlns:w15="http://schemas.microsoft.com/office/word/2012/wordml" xmlns:w16cid="http://schemas.microsoft.com/office/word/2016/wordml/cid" xmlns:w16se="http://schemas.microsoft.com/office/word/2015/wordml/symex" xmlns:wpg="http://schemas.microsoft.com/office/word/2010/wordprocessingGroup" xmlns:wpi="http://schemas.microsoft.com/office/word/2010/wordprocessingInk" xmlns:wne="http://schemas.microsoft.com/office/word/2006/wordml" xmlns:wps="http://schemas.microsoft.com/office/word/2010/wordprocessingShape" mc:Ignorable="w14 w15 w16se w16cid wp14">
+<w:document xmlns:wpc="http://schemas.microsoft.com/office/word/2010/wordprocessingCanvas" xmlns:cx="http://schemas.microsoft.com/office/drawing/2014/chartex" xmlns:cx1="http://schemas.microsoft.com/office/drawing/2015/9/8/chartex" xmlns:cx2="http://schemas.microsoft.com/office/drawing/2015/10/21/chartex" xmlns:cx3="http://schemas.microsoft.com/office/drawing/2016/5/9/chartex" xmlns:cx4="http://schemas.microsoft.com/office/drawing/2016/5/10/chartex" xmlns:cx5="http://schemas.microsoft.com/office/drawing/2016/5/11/chartex" xmlns:cx6="http://schemas.microsoft.com/office/drawing/2016/5/12/chartex" xmlns:cx7="http://schemas.microsoft.com/office/drawing/2016/5/13/chartex" xmlns:cx8="http://schemas.microsoft.com/office/drawing/2016/5/14/chartex" xmlns:mc="http://schemas.openxmlformats.org/markup-compatibility/2006" xmlns:aink="http://schemas.microsoft.com/office/drawing/2016/ink" xmlns:am3d="http://schemas.microsoft.com/office/drawing/2017/model3d" xmlns:o="urn:schemas-microsoft-com:office:office" xmlns:oel="http://schemas.microsoft.com/office/2019/extlst" xmlns:r="http://schemas.openxmlformats.org/officeDocument/2006/relationships" xmlns:m="http://schemas.openxmlformats.org/officeDocument/2006/math" xmlns:v="urn:schemas-microsoft-com:vml" xmlns:wp14="http://schemas.microsoft.com/office/word/2010/wordprocessingDrawing" xmlns:wp="http://schemas.openxmlformats.org/drawingml/2006/wordprocessingDrawing" xmlns:w10="urn:schemas-microsoft-com:office:word" xmlns:w="http://schemas.openxmlformats.org/wordprocessingml/2006/main" xmlns:w14="http://schemas.microsoft.com/office/word/2010/wordml" xmlns:w15="http://schemas.microsoft.com/office/word/2012/wordml" xmlns:w16cex="http://schemas.microsoft.com/office/word/2018/wordml/cex" xmlns:w16cid="http://schemas.microsoft.com/office/word/2016/wordml/cid" xmlns:w16="http://schemas.microsoft.com/office/word/2018/wordml" xmlns:w16du="http://schemas.microsoft.com/office/word/2023/wordml/word16du" xmlns:w16sdtdh="http://schemas.microsoft.com/office/word/2020/wordml/sdtdatahash" xmlns:w16sdtfl="http://schemas.microsoft.com/office/word/2024/wordml/sdtformatlock" xmlns:w16se="http://schemas.microsoft.com/office/word/2015/wordml/symex" xmlns:wpg="http://schemas.microsoft.com/office/word/2010/wordprocessingGroup" xmlns:wpi="http://schemas.microsoft.com/office/word/2010/wordprocessingInk" xmlns:wne="http://schemas.microsoft.com/office/word/2006/wordml" xmlns:wps="http://schemas.microsoft.com/office/word/2010/wordprocessingShape" mc:Ignorable="w14 w15 w16se w16cid w16 w16cex w16sdtdh w16sdtfl w16du wp14">
   <w:body>
     <w:p>
       <w:pPr>
@@ -97,17 +97,7 @@
           <w:sz w:val="28"/>
           <w:szCs w:val="28"/>
         </w:rPr>
-        <w:t xml:space="preserve"> </w:t>
-      </w:r>
-      <w:proofErr w:type="gramStart"/>
-      <w:r>
-        <w:rPr>
-          <w:b/>
-          <w:i/>
-          <w:sz w:val="28"/>
-          <w:szCs w:val="28"/>
-        </w:rPr>
-        <w:t>2</w:t>
+        <w:t xml:space="preserve"> 2</w:t>
       </w:r>
       <w:r>
         <w:rPr>
@@ -127,7 +117,6 @@
         </w:rPr>
         <w:t xml:space="preserve"> ]</w:t>
       </w:r>
-      <w:proofErr w:type="gramEnd"/>
       <w:r>
         <w:rPr>
           <w:b/>
@@ -281,7 +270,6 @@
           <w:p>
             <w:pPr>
               <w:pStyle w:val="Heading1"/>
-              <w:outlineLvl w:val="0"/>
             </w:pPr>
             <w:r>
               <w:t>Goals:</w:t>
@@ -358,7 +346,6 @@
           <w:p>
             <w:pPr>
               <w:pStyle w:val="Heading1"/>
-              <w:outlineLvl w:val="0"/>
             </w:pPr>
             <w:r>
               <w:t>Events:</w:t>
@@ -400,7 +387,6 @@
           <w:p>
             <w:pPr>
               <w:pStyle w:val="Heading1"/>
-              <w:outlineLvl w:val="0"/>
             </w:pPr>
             <w:r>
               <w:t>Changes/Notes:</w:t>
@@ -421,7 +407,6 @@
           <w:p>
             <w:pPr>
               <w:pStyle w:val="Heading1"/>
-              <w:outlineLvl w:val="0"/>
             </w:pPr>
             <w:r>
               <w:t>Assignments:</w:t>
@@ -661,7 +646,7 @@
                     <w:rPr>
                       <w:sz w:val="21"/>
                     </w:rPr>
-                    <w:t>All Students</w:t>
+                    <w:t>All students</w:t>
                   </w:r>
                 </w:p>
               </w:tc>
@@ -2365,8 +2350,6 @@
         </w:rPr>
         <w:t>How do you feel about opening and reading files in code?</w:t>
       </w:r>
-      <w:bookmarkStart w:id="0" w:name="_GoBack"/>
-      <w:bookmarkEnd w:id="0"/>
     </w:p>
     <w:tbl>
       <w:tblPr>
@@ -4184,29 +4167,7 @@
                 <w:szCs w:val="22"/>
                 <w:lang w:eastAsia="en-US"/>
               </w:rPr>
-              <w:t xml:space="preserve">Issue and PR are properly documented on the </w:t>
-            </w:r>
-            <w:proofErr w:type="spellStart"/>
-            <w:r>
-              <w:rPr>
-                <w:rFonts w:ascii="Calibri" w:eastAsia="Times New Roman" w:hAnsi="Calibri" w:cs="Calibri"/>
-                <w:color w:val="000000"/>
-                <w:sz w:val="22"/>
-                <w:szCs w:val="22"/>
-                <w:lang w:eastAsia="en-US"/>
-              </w:rPr>
-              <w:t>Github</w:t>
-            </w:r>
-            <w:proofErr w:type="spellEnd"/>
-            <w:r>
-              <w:rPr>
-                <w:rFonts w:ascii="Calibri" w:eastAsia="Times New Roman" w:hAnsi="Calibri" w:cs="Calibri"/>
-                <w:color w:val="000000"/>
-                <w:sz w:val="22"/>
-                <w:szCs w:val="22"/>
-                <w:lang w:eastAsia="en-US"/>
-              </w:rPr>
-              <w:t xml:space="preserve"> Repo and in DocPac</w:t>
+              <w:t>Issue and PR are properly documented on the Github Repo and in DocPac</w:t>
             </w:r>
           </w:p>
         </w:tc>
@@ -4893,7 +4854,7 @@
 </file>
 
 <file path=word/endnotes.xml><?xml version="1.0" encoding="utf-8"?>
-<w:endnotes xmlns:wpc="http://schemas.microsoft.com/office/word/2010/wordprocessingCanvas" xmlns:cx="http://schemas.microsoft.com/office/drawing/2014/chartex" xmlns:cx1="http://schemas.microsoft.com/office/drawing/2015/9/8/chartex" xmlns:cx2="http://schemas.microsoft.com/office/drawing/2015/10/21/chartex" xmlns:cx3="http://schemas.microsoft.com/office/drawing/2016/5/9/chartex" xmlns:cx4="http://schemas.microsoft.com/office/drawing/2016/5/10/chartex" xmlns:cx5="http://schemas.microsoft.com/office/drawing/2016/5/11/chartex" xmlns:cx6="http://schemas.microsoft.com/office/drawing/2016/5/12/chartex" xmlns:cx7="http://schemas.microsoft.com/office/drawing/2016/5/13/chartex" xmlns:cx8="http://schemas.microsoft.com/office/drawing/2016/5/14/chartex" xmlns:mc="http://schemas.openxmlformats.org/markup-compatibility/2006" xmlns:aink="http://schemas.microsoft.com/office/drawing/2016/ink" xmlns:am3d="http://schemas.microsoft.com/office/drawing/2017/model3d" xmlns:o="urn:schemas-microsoft-com:office:office" xmlns:r="http://schemas.openxmlformats.org/officeDocument/2006/relationships" xmlns:m="http://schemas.openxmlformats.org/officeDocument/2006/math" xmlns:v="urn:schemas-microsoft-com:vml" xmlns:wp14="http://schemas.microsoft.com/office/word/2010/wordprocessingDrawing" xmlns:wp="http://schemas.openxmlformats.org/drawingml/2006/wordprocessingDrawing" xmlns:w10="urn:schemas-microsoft-com:office:word" xmlns:w="http://schemas.openxmlformats.org/wordprocessingml/2006/main" xmlns:w14="http://schemas.microsoft.com/office/word/2010/wordml" xmlns:w15="http://schemas.microsoft.com/office/word/2012/wordml" xmlns:w16cid="http://schemas.microsoft.com/office/word/2016/wordml/cid" xmlns:w16se="http://schemas.microsoft.com/office/word/2015/wordml/symex" xmlns:wpg="http://schemas.microsoft.com/office/word/2010/wordprocessingGroup" xmlns:wpi="http://schemas.microsoft.com/office/word/2010/wordprocessingInk" xmlns:wne="http://schemas.microsoft.com/office/word/2006/wordml" xmlns:wps="http://schemas.microsoft.com/office/word/2010/wordprocessingShape" mc:Ignorable="w14 w15 w16se w16cid wp14">
+<w:endnotes xmlns:wpc="http://schemas.microsoft.com/office/word/2010/wordprocessingCanvas" xmlns:cx="http://schemas.microsoft.com/office/drawing/2014/chartex" xmlns:cx1="http://schemas.microsoft.com/office/drawing/2015/9/8/chartex" xmlns:cx2="http://schemas.microsoft.com/office/drawing/2015/10/21/chartex" xmlns:cx3="http://schemas.microsoft.com/office/drawing/2016/5/9/chartex" xmlns:cx4="http://schemas.microsoft.com/office/drawing/2016/5/10/chartex" xmlns:cx5="http://schemas.microsoft.com/office/drawing/2016/5/11/chartex" xmlns:cx6="http://schemas.microsoft.com/office/drawing/2016/5/12/chartex" xmlns:cx7="http://schemas.microsoft.com/office/drawing/2016/5/13/chartex" xmlns:cx8="http://schemas.microsoft.com/office/drawing/2016/5/14/chartex" xmlns:mc="http://schemas.openxmlformats.org/markup-compatibility/2006" xmlns:aink="http://schemas.microsoft.com/office/drawing/2016/ink" xmlns:am3d="http://schemas.microsoft.com/office/drawing/2017/model3d" xmlns:o="urn:schemas-microsoft-com:office:office" xmlns:oel="http://schemas.microsoft.com/office/2019/extlst" xmlns:r="http://schemas.openxmlformats.org/officeDocument/2006/relationships" xmlns:m="http://schemas.openxmlformats.org/officeDocument/2006/math" xmlns:v="urn:schemas-microsoft-com:vml" xmlns:wp14="http://schemas.microsoft.com/office/word/2010/wordprocessingDrawing" xmlns:wp="http://schemas.openxmlformats.org/drawingml/2006/wordprocessingDrawing" xmlns:w10="urn:schemas-microsoft-com:office:word" xmlns:w="http://schemas.openxmlformats.org/wordprocessingml/2006/main" xmlns:w14="http://schemas.microsoft.com/office/word/2010/wordml" xmlns:w15="http://schemas.microsoft.com/office/word/2012/wordml" xmlns:w16cex="http://schemas.microsoft.com/office/word/2018/wordml/cex" xmlns:w16cid="http://schemas.microsoft.com/office/word/2016/wordml/cid" xmlns:w16="http://schemas.microsoft.com/office/word/2018/wordml" xmlns:w16du="http://schemas.microsoft.com/office/word/2023/wordml/word16du" xmlns:w16sdtdh="http://schemas.microsoft.com/office/word/2020/wordml/sdtdatahash" xmlns:w16sdtfl="http://schemas.microsoft.com/office/word/2024/wordml/sdtformatlock" xmlns:w16se="http://schemas.microsoft.com/office/word/2015/wordml/symex" xmlns:wpg="http://schemas.microsoft.com/office/word/2010/wordprocessingGroup" xmlns:wpi="http://schemas.microsoft.com/office/word/2010/wordprocessingInk" xmlns:wne="http://schemas.microsoft.com/office/word/2006/wordml" xmlns:wps="http://schemas.microsoft.com/office/word/2010/wordprocessingShape" mc:Ignorable="w14 w15 w16se w16cid w16 w16cex w16sdtdh w16sdtfl w16du wp14">
   <w:endnote w:type="separator" w:id="-1">
     <w:p>
       <w:pPr>
@@ -4925,7 +4886,7 @@
 </file>
 
 <file path=word/footer1.xml><?xml version="1.0" encoding="utf-8"?>
-<w:ftr xmlns:wpc="http://schemas.microsoft.com/office/word/2010/wordprocessingCanvas" xmlns:cx="http://schemas.microsoft.com/office/drawing/2014/chartex" xmlns:cx1="http://schemas.microsoft.com/office/drawing/2015/9/8/chartex" xmlns:cx2="http://schemas.microsoft.com/office/drawing/2015/10/21/chartex" xmlns:cx3="http://schemas.microsoft.com/office/drawing/2016/5/9/chartex" xmlns:cx4="http://schemas.microsoft.com/office/drawing/2016/5/10/chartex" xmlns:cx5="http://schemas.microsoft.com/office/drawing/2016/5/11/chartex" xmlns:cx6="http://schemas.microsoft.com/office/drawing/2016/5/12/chartex" xmlns:cx7="http://schemas.microsoft.com/office/drawing/2016/5/13/chartex" xmlns:cx8="http://schemas.microsoft.com/office/drawing/2016/5/14/chartex" xmlns:mc="http://schemas.openxmlformats.org/markup-compatibility/2006" xmlns:aink="http://schemas.microsoft.com/office/drawing/2016/ink" xmlns:am3d="http://schemas.microsoft.com/office/drawing/2017/model3d" xmlns:o="urn:schemas-microsoft-com:office:office" xmlns:r="http://schemas.openxmlformats.org/officeDocument/2006/relationships" xmlns:m="http://schemas.openxmlformats.org/officeDocument/2006/math" xmlns:v="urn:schemas-microsoft-com:vml" xmlns:wp14="http://schemas.microsoft.com/office/word/2010/wordprocessingDrawing" xmlns:wp="http://schemas.openxmlformats.org/drawingml/2006/wordprocessingDrawing" xmlns:w10="urn:schemas-microsoft-com:office:word" xmlns:w="http://schemas.openxmlformats.org/wordprocessingml/2006/main" xmlns:w14="http://schemas.microsoft.com/office/word/2010/wordml" xmlns:w15="http://schemas.microsoft.com/office/word/2012/wordml" xmlns:w16cid="http://schemas.microsoft.com/office/word/2016/wordml/cid" xmlns:w16se="http://schemas.microsoft.com/office/word/2015/wordml/symex" xmlns:wpg="http://schemas.microsoft.com/office/word/2010/wordprocessingGroup" xmlns:wpi="http://schemas.microsoft.com/office/word/2010/wordprocessingInk" xmlns:wne="http://schemas.microsoft.com/office/word/2006/wordml" xmlns:wps="http://schemas.microsoft.com/office/word/2010/wordprocessingShape" mc:Ignorable="w14 w15 w16se w16cid wp14">
+<w:ftr xmlns:wpc="http://schemas.microsoft.com/office/word/2010/wordprocessingCanvas" xmlns:cx="http://schemas.microsoft.com/office/drawing/2014/chartex" xmlns:cx1="http://schemas.microsoft.com/office/drawing/2015/9/8/chartex" xmlns:cx2="http://schemas.microsoft.com/office/drawing/2015/10/21/chartex" xmlns:cx3="http://schemas.microsoft.com/office/drawing/2016/5/9/chartex" xmlns:cx4="http://schemas.microsoft.com/office/drawing/2016/5/10/chartex" xmlns:cx5="http://schemas.microsoft.com/office/drawing/2016/5/11/chartex" xmlns:cx6="http://schemas.microsoft.com/office/drawing/2016/5/12/chartex" xmlns:cx7="http://schemas.microsoft.com/office/drawing/2016/5/13/chartex" xmlns:cx8="http://schemas.microsoft.com/office/drawing/2016/5/14/chartex" xmlns:mc="http://schemas.openxmlformats.org/markup-compatibility/2006" xmlns:aink="http://schemas.microsoft.com/office/drawing/2016/ink" xmlns:am3d="http://schemas.microsoft.com/office/drawing/2017/model3d" xmlns:o="urn:schemas-microsoft-com:office:office" xmlns:oel="http://schemas.microsoft.com/office/2019/extlst" xmlns:r="http://schemas.openxmlformats.org/officeDocument/2006/relationships" xmlns:m="http://schemas.openxmlformats.org/officeDocument/2006/math" xmlns:v="urn:schemas-microsoft-com:vml" xmlns:wp14="http://schemas.microsoft.com/office/word/2010/wordprocessingDrawing" xmlns:wp="http://schemas.openxmlformats.org/drawingml/2006/wordprocessingDrawing" xmlns:w10="urn:schemas-microsoft-com:office:word" xmlns:w="http://schemas.openxmlformats.org/wordprocessingml/2006/main" xmlns:w14="http://schemas.microsoft.com/office/word/2010/wordml" xmlns:w15="http://schemas.microsoft.com/office/word/2012/wordml" xmlns:w16cex="http://schemas.microsoft.com/office/word/2018/wordml/cex" xmlns:w16cid="http://schemas.microsoft.com/office/word/2016/wordml/cid" xmlns:w16="http://schemas.microsoft.com/office/word/2018/wordml" xmlns:w16du="http://schemas.microsoft.com/office/word/2023/wordml/word16du" xmlns:w16sdtdh="http://schemas.microsoft.com/office/word/2020/wordml/sdtdatahash" xmlns:w16sdtfl="http://schemas.microsoft.com/office/word/2024/wordml/sdtformatlock" xmlns:w16se="http://schemas.microsoft.com/office/word/2015/wordml/symex" xmlns:wpg="http://schemas.microsoft.com/office/word/2010/wordprocessingGroup" xmlns:wpi="http://schemas.microsoft.com/office/word/2010/wordprocessingInk" xmlns:wne="http://schemas.microsoft.com/office/word/2006/wordml" xmlns:wps="http://schemas.microsoft.com/office/word/2010/wordprocessingShape" mc:Ignorable="w14 w15 w16se w16cid w16 w16cex w16sdtdh w16sdtfl w16du wp14">
   <w:p>
     <w:pPr>
       <w:widowControl w:val="0"/>
@@ -5239,7 +5200,7 @@
 </file>
 
 <file path=word/footnotes.xml><?xml version="1.0" encoding="utf-8"?>
-<w:footnotes xmlns:wpc="http://schemas.microsoft.com/office/word/2010/wordprocessingCanvas" xmlns:cx="http://schemas.microsoft.com/office/drawing/2014/chartex" xmlns:cx1="http://schemas.microsoft.com/office/drawing/2015/9/8/chartex" xmlns:cx2="http://schemas.microsoft.com/office/drawing/2015/10/21/chartex" xmlns:cx3="http://schemas.microsoft.com/office/drawing/2016/5/9/chartex" xmlns:cx4="http://schemas.microsoft.com/office/drawing/2016/5/10/chartex" xmlns:cx5="http://schemas.microsoft.com/office/drawing/2016/5/11/chartex" xmlns:cx6="http://schemas.microsoft.com/office/drawing/2016/5/12/chartex" xmlns:cx7="http://schemas.microsoft.com/office/drawing/2016/5/13/chartex" xmlns:cx8="http://schemas.microsoft.com/office/drawing/2016/5/14/chartex" xmlns:mc="http://schemas.openxmlformats.org/markup-compatibility/2006" xmlns:aink="http://schemas.microsoft.com/office/drawing/2016/ink" xmlns:am3d="http://schemas.microsoft.com/office/drawing/2017/model3d" xmlns:o="urn:schemas-microsoft-com:office:office" xmlns:r="http://schemas.openxmlformats.org/officeDocument/2006/relationships" xmlns:m="http://schemas.openxmlformats.org/officeDocument/2006/math" xmlns:v="urn:schemas-microsoft-com:vml" xmlns:wp14="http://schemas.microsoft.com/office/word/2010/wordprocessingDrawing" xmlns:wp="http://schemas.openxmlformats.org/drawingml/2006/wordprocessingDrawing" xmlns:w10="urn:schemas-microsoft-com:office:word" xmlns:w="http://schemas.openxmlformats.org/wordprocessingml/2006/main" xmlns:w14="http://schemas.microsoft.com/office/word/2010/wordml" xmlns:w15="http://schemas.microsoft.com/office/word/2012/wordml" xmlns:w16cid="http://schemas.microsoft.com/office/word/2016/wordml/cid" xmlns:w16se="http://schemas.microsoft.com/office/word/2015/wordml/symex" xmlns:wpg="http://schemas.microsoft.com/office/word/2010/wordprocessingGroup" xmlns:wpi="http://schemas.microsoft.com/office/word/2010/wordprocessingInk" xmlns:wne="http://schemas.microsoft.com/office/word/2006/wordml" xmlns:wps="http://schemas.microsoft.com/office/word/2010/wordprocessingShape" mc:Ignorable="w14 w15 w16se w16cid wp14">
+<w:footnotes xmlns:wpc="http://schemas.microsoft.com/office/word/2010/wordprocessingCanvas" xmlns:cx="http://schemas.microsoft.com/office/drawing/2014/chartex" xmlns:cx1="http://schemas.microsoft.com/office/drawing/2015/9/8/chartex" xmlns:cx2="http://schemas.microsoft.com/office/drawing/2015/10/21/chartex" xmlns:cx3="http://schemas.microsoft.com/office/drawing/2016/5/9/chartex" xmlns:cx4="http://schemas.microsoft.com/office/drawing/2016/5/10/chartex" xmlns:cx5="http://schemas.microsoft.com/office/drawing/2016/5/11/chartex" xmlns:cx6="http://schemas.microsoft.com/office/drawing/2016/5/12/chartex" xmlns:cx7="http://schemas.microsoft.com/office/drawing/2016/5/13/chartex" xmlns:cx8="http://schemas.microsoft.com/office/drawing/2016/5/14/chartex" xmlns:mc="http://schemas.openxmlformats.org/markup-compatibility/2006" xmlns:aink="http://schemas.microsoft.com/office/drawing/2016/ink" xmlns:am3d="http://schemas.microsoft.com/office/drawing/2017/model3d" xmlns:o="urn:schemas-microsoft-com:office:office" xmlns:oel="http://schemas.microsoft.com/office/2019/extlst" xmlns:r="http://schemas.openxmlformats.org/officeDocument/2006/relationships" xmlns:m="http://schemas.openxmlformats.org/officeDocument/2006/math" xmlns:v="urn:schemas-microsoft-com:vml" xmlns:wp14="http://schemas.microsoft.com/office/word/2010/wordprocessingDrawing" xmlns:wp="http://schemas.openxmlformats.org/drawingml/2006/wordprocessingDrawing" xmlns:w10="urn:schemas-microsoft-com:office:word" xmlns:w="http://schemas.openxmlformats.org/wordprocessingml/2006/main" xmlns:w14="http://schemas.microsoft.com/office/word/2010/wordml" xmlns:w15="http://schemas.microsoft.com/office/word/2012/wordml" xmlns:w16cex="http://schemas.microsoft.com/office/word/2018/wordml/cex" xmlns:w16cid="http://schemas.microsoft.com/office/word/2016/wordml/cid" xmlns:w16="http://schemas.microsoft.com/office/word/2018/wordml" xmlns:w16du="http://schemas.microsoft.com/office/word/2023/wordml/word16du" xmlns:w16sdtdh="http://schemas.microsoft.com/office/word/2020/wordml/sdtdatahash" xmlns:w16sdtfl="http://schemas.microsoft.com/office/word/2024/wordml/sdtformatlock" xmlns:w16se="http://schemas.microsoft.com/office/word/2015/wordml/symex" xmlns:wpg="http://schemas.microsoft.com/office/word/2010/wordprocessingGroup" xmlns:wpi="http://schemas.microsoft.com/office/word/2010/wordprocessingInk" xmlns:wne="http://schemas.microsoft.com/office/word/2006/wordml" xmlns:wps="http://schemas.microsoft.com/office/word/2010/wordprocessingShape" mc:Ignorable="w14 w15 w16se w16cid w16 w16cex w16sdtdh w16sdtfl w16du wp14">
   <w:footnote w:type="separator" w:id="-1">
     <w:p>
       <w:pPr>
@@ -5271,7 +5232,7 @@
 </file>
 
 <file path=word/numbering.xml><?xml version="1.0" encoding="utf-8"?>
-<w:numbering xmlns:wpc="http://schemas.microsoft.com/office/word/2010/wordprocessingCanvas" xmlns:cx="http://schemas.microsoft.com/office/drawing/2014/chartex" xmlns:cx1="http://schemas.microsoft.com/office/drawing/2015/9/8/chartex" xmlns:cx2="http://schemas.microsoft.com/office/drawing/2015/10/21/chartex" xmlns:cx3="http://schemas.microsoft.com/office/drawing/2016/5/9/chartex" xmlns:cx4="http://schemas.microsoft.com/office/drawing/2016/5/10/chartex" xmlns:cx5="http://schemas.microsoft.com/office/drawing/2016/5/11/chartex" xmlns:cx6="http://schemas.microsoft.com/office/drawing/2016/5/12/chartex" xmlns:cx7="http://schemas.microsoft.com/office/drawing/2016/5/13/chartex" xmlns:cx8="http://schemas.microsoft.com/office/drawing/2016/5/14/chartex" xmlns:mc="http://schemas.openxmlformats.org/markup-compatibility/2006" xmlns:aink="http://schemas.microsoft.com/office/drawing/2016/ink" xmlns:am3d="http://schemas.microsoft.com/office/drawing/2017/model3d" xmlns:o="urn:schemas-microsoft-com:office:office" xmlns:r="http://schemas.openxmlformats.org/officeDocument/2006/relationships" xmlns:m="http://schemas.openxmlformats.org/officeDocument/2006/math" xmlns:v="urn:schemas-microsoft-com:vml" xmlns:wp14="http://schemas.microsoft.com/office/word/2010/wordprocessingDrawing" xmlns:wp="http://schemas.openxmlformats.org/drawingml/2006/wordprocessingDrawing" xmlns:w10="urn:schemas-microsoft-com:office:word" xmlns:w="http://schemas.openxmlformats.org/wordprocessingml/2006/main" xmlns:w14="http://schemas.microsoft.com/office/word/2010/wordml" xmlns:w15="http://schemas.microsoft.com/office/word/2012/wordml" xmlns:w16cid="http://schemas.microsoft.com/office/word/2016/wordml/cid" xmlns:w16se="http://schemas.microsoft.com/office/word/2015/wordml/symex" xmlns:wpg="http://schemas.microsoft.com/office/word/2010/wordprocessingGroup" xmlns:wpi="http://schemas.microsoft.com/office/word/2010/wordprocessingInk" xmlns:wne="http://schemas.microsoft.com/office/word/2006/wordml" xmlns:wps="http://schemas.microsoft.com/office/word/2010/wordprocessingShape" mc:Ignorable="w14 w15 w16se w16cid wp14">
+<w:numbering xmlns:wpc="http://schemas.microsoft.com/office/word/2010/wordprocessingCanvas" xmlns:cx="http://schemas.microsoft.com/office/drawing/2014/chartex" xmlns:cx1="http://schemas.microsoft.com/office/drawing/2015/9/8/chartex" xmlns:cx2="http://schemas.microsoft.com/office/drawing/2015/10/21/chartex" xmlns:cx3="http://schemas.microsoft.com/office/drawing/2016/5/9/chartex" xmlns:cx4="http://schemas.microsoft.com/office/drawing/2016/5/10/chartex" xmlns:cx5="http://schemas.microsoft.com/office/drawing/2016/5/11/chartex" xmlns:cx6="http://schemas.microsoft.com/office/drawing/2016/5/12/chartex" xmlns:cx7="http://schemas.microsoft.com/office/drawing/2016/5/13/chartex" xmlns:cx8="http://schemas.microsoft.com/office/drawing/2016/5/14/chartex" xmlns:mc="http://schemas.openxmlformats.org/markup-compatibility/2006" xmlns:aink="http://schemas.microsoft.com/office/drawing/2016/ink" xmlns:am3d="http://schemas.microsoft.com/office/drawing/2017/model3d" xmlns:o="urn:schemas-microsoft-com:office:office" xmlns:oel="http://schemas.microsoft.com/office/2019/extlst" xmlns:r="http://schemas.openxmlformats.org/officeDocument/2006/relationships" xmlns:m="http://schemas.openxmlformats.org/officeDocument/2006/math" xmlns:v="urn:schemas-microsoft-com:vml" xmlns:wp14="http://schemas.microsoft.com/office/word/2010/wordprocessingDrawing" xmlns:wp="http://schemas.openxmlformats.org/drawingml/2006/wordprocessingDrawing" xmlns:w10="urn:schemas-microsoft-com:office:word" xmlns:w="http://schemas.openxmlformats.org/wordprocessingml/2006/main" xmlns:w14="http://schemas.microsoft.com/office/word/2010/wordml" xmlns:w15="http://schemas.microsoft.com/office/word/2012/wordml" xmlns:w16cex="http://schemas.microsoft.com/office/word/2018/wordml/cex" xmlns:w16cid="http://schemas.microsoft.com/office/word/2016/wordml/cid" xmlns:w16="http://schemas.microsoft.com/office/word/2018/wordml" xmlns:w16du="http://schemas.microsoft.com/office/word/2023/wordml/word16du" xmlns:w16sdtdh="http://schemas.microsoft.com/office/word/2020/wordml/sdtdatahash" xmlns:w16sdtfl="http://schemas.microsoft.com/office/word/2024/wordml/sdtformatlock" xmlns:w16se="http://schemas.microsoft.com/office/word/2015/wordml/symex" xmlns:wpg="http://schemas.microsoft.com/office/word/2010/wordprocessingGroup" xmlns:wpi="http://schemas.microsoft.com/office/word/2010/wordprocessingInk" xmlns:wne="http://schemas.microsoft.com/office/word/2006/wordml" xmlns:wps="http://schemas.microsoft.com/office/word/2010/wordprocessingShape" mc:Ignorable="w14 w15 w16se w16cid w16 w16cex w16sdtdh w16sdtfl w16du wp14">
   <w:abstractNum w:abstractNumId="0" w15:restartNumberingAfterBreak="0">
     <w:nsid w:val="00D46A4C"/>
     <w:multiLevelType w:val="multilevel"/>
@@ -8318,91 +8279,91 @@
       </w:rPr>
     </w:lvl>
   </w:abstractNum>
-  <w:num w:numId="1">
+  <w:num w:numId="1" w16cid:durableId="624893096">
     <w:abstractNumId w:val="4"/>
   </w:num>
-  <w:num w:numId="2">
+  <w:num w:numId="2" w16cid:durableId="2098136972">
     <w:abstractNumId w:val="22"/>
   </w:num>
-  <w:num w:numId="3">
+  <w:num w:numId="3" w16cid:durableId="2127842747">
     <w:abstractNumId w:val="6"/>
   </w:num>
-  <w:num w:numId="4">
+  <w:num w:numId="4" w16cid:durableId="212355270">
     <w:abstractNumId w:val="3"/>
   </w:num>
-  <w:num w:numId="5">
+  <w:num w:numId="5" w16cid:durableId="1895266434">
     <w:abstractNumId w:val="1"/>
   </w:num>
-  <w:num w:numId="6">
+  <w:num w:numId="6" w16cid:durableId="1788891499">
     <w:abstractNumId w:val="11"/>
   </w:num>
-  <w:num w:numId="7">
+  <w:num w:numId="7" w16cid:durableId="943876424">
     <w:abstractNumId w:val="25"/>
   </w:num>
-  <w:num w:numId="8">
+  <w:num w:numId="8" w16cid:durableId="1142501800">
     <w:abstractNumId w:val="12"/>
   </w:num>
-  <w:num w:numId="9">
+  <w:num w:numId="9" w16cid:durableId="760419689">
     <w:abstractNumId w:val="7"/>
   </w:num>
-  <w:num w:numId="10">
+  <w:num w:numId="10" w16cid:durableId="317810975">
     <w:abstractNumId w:val="2"/>
   </w:num>
-  <w:num w:numId="11">
+  <w:num w:numId="11" w16cid:durableId="1992640028">
     <w:abstractNumId w:val="28"/>
   </w:num>
-  <w:num w:numId="12">
+  <w:num w:numId="12" w16cid:durableId="1625383579">
     <w:abstractNumId w:val="0"/>
   </w:num>
-  <w:num w:numId="13">
+  <w:num w:numId="13" w16cid:durableId="52169558">
     <w:abstractNumId w:val="9"/>
   </w:num>
-  <w:num w:numId="14">
+  <w:num w:numId="14" w16cid:durableId="1283921001">
     <w:abstractNumId w:val="23"/>
   </w:num>
-  <w:num w:numId="15">
+  <w:num w:numId="15" w16cid:durableId="1895314584">
     <w:abstractNumId w:val="14"/>
   </w:num>
-  <w:num w:numId="16">
+  <w:num w:numId="16" w16cid:durableId="1220937873">
     <w:abstractNumId w:val="8"/>
   </w:num>
-  <w:num w:numId="17">
+  <w:num w:numId="17" w16cid:durableId="5450318">
     <w:abstractNumId w:val="15"/>
   </w:num>
-  <w:num w:numId="18">
+  <w:num w:numId="18" w16cid:durableId="1918132229">
     <w:abstractNumId w:val="16"/>
   </w:num>
-  <w:num w:numId="19">
+  <w:num w:numId="19" w16cid:durableId="6910226">
     <w:abstractNumId w:val="19"/>
   </w:num>
-  <w:num w:numId="20">
+  <w:num w:numId="20" w16cid:durableId="407847153">
     <w:abstractNumId w:val="24"/>
   </w:num>
-  <w:num w:numId="21">
+  <w:num w:numId="21" w16cid:durableId="476923245">
     <w:abstractNumId w:val="10"/>
   </w:num>
-  <w:num w:numId="22">
+  <w:num w:numId="22" w16cid:durableId="1516076171">
     <w:abstractNumId w:val="21"/>
   </w:num>
-  <w:num w:numId="23">
+  <w:num w:numId="23" w16cid:durableId="1103457551">
     <w:abstractNumId w:val="17"/>
   </w:num>
-  <w:num w:numId="24">
+  <w:num w:numId="24" w16cid:durableId="230501656">
     <w:abstractNumId w:val="20"/>
   </w:num>
-  <w:num w:numId="25">
+  <w:num w:numId="25" w16cid:durableId="171067497">
     <w:abstractNumId w:val="5"/>
   </w:num>
-  <w:num w:numId="26">
+  <w:num w:numId="26" w16cid:durableId="1445423760">
     <w:abstractNumId w:val="13"/>
   </w:num>
-  <w:num w:numId="27">
+  <w:num w:numId="27" w16cid:durableId="392242371">
     <w:abstractNumId w:val="18"/>
   </w:num>
-  <w:num w:numId="28">
+  <w:num w:numId="28" w16cid:durableId="1155336185">
     <w:abstractNumId w:val="27"/>
   </w:num>
-  <w:num w:numId="29">
+  <w:num w:numId="29" w16cid:durableId="1358043087">
     <w:abstractNumId w:val="26"/>
   </w:num>
   <w:numIdMacAtCleanup w:val="7"/>
@@ -8410,7 +8371,7 @@
 </file>
 
 <file path=word/styles.xml><?xml version="1.0" encoding="utf-8"?>
-<w:styles xmlns:mc="http://schemas.openxmlformats.org/markup-compatibility/2006" xmlns:r="http://schemas.openxmlformats.org/officeDocument/2006/relationships" xmlns:w="http://schemas.openxmlformats.org/wordprocessingml/2006/main" xmlns:w14="http://schemas.microsoft.com/office/word/2010/wordml" xmlns:w15="http://schemas.microsoft.com/office/word/2012/wordml" xmlns:w16cid="http://schemas.microsoft.com/office/word/2016/wordml/cid" xmlns:w16se="http://schemas.microsoft.com/office/word/2015/wordml/symex" mc:Ignorable="w14 w15 w16se w16cid">
+<w:styles xmlns:mc="http://schemas.openxmlformats.org/markup-compatibility/2006" xmlns:r="http://schemas.openxmlformats.org/officeDocument/2006/relationships" xmlns:w="http://schemas.openxmlformats.org/wordprocessingml/2006/main" xmlns:w14="http://schemas.microsoft.com/office/word/2010/wordml" xmlns:w15="http://schemas.microsoft.com/office/word/2012/wordml" xmlns:w16cex="http://schemas.microsoft.com/office/word/2018/wordml/cex" xmlns:w16cid="http://schemas.microsoft.com/office/word/2016/wordml/cid" xmlns:w16="http://schemas.microsoft.com/office/word/2018/wordml" xmlns:w16du="http://schemas.microsoft.com/office/word/2023/wordml/word16du" xmlns:w16sdtdh="http://schemas.microsoft.com/office/word/2020/wordml/sdtdatahash" xmlns:w16sdtfl="http://schemas.microsoft.com/office/word/2024/wordml/sdtformatlock" xmlns:w16se="http://schemas.microsoft.com/office/word/2015/wordml/symex" mc:Ignorable="w14 w15 w16se w16cid w16 w16cex w16sdtdh w16sdtfl w16du">
   <w:docDefaults>
     <w:rPrDefault>
       <w:rPr>
@@ -8426,7 +8387,7 @@
       </w:pPr>
     </w:pPrDefault>
   </w:docDefaults>
-  <w:latentStyles w:defLockedState="0" w:defUIPriority="99" w:defSemiHidden="0" w:defUnhideWhenUsed="0" w:defQFormat="0" w:count="375">
+  <w:latentStyles w:defLockedState="0" w:defUIPriority="99" w:defSemiHidden="0" w:defUnhideWhenUsed="0" w:defQFormat="0" w:count="376">
     <w:lsdException w:name="Normal" w:uiPriority="0" w:qFormat="1"/>
     <w:lsdException w:name="heading 1" w:uiPriority="9" w:qFormat="1"/>
     <w:lsdException w:name="heading 2" w:semiHidden="1" w:uiPriority="9" w:unhideWhenUsed="1" w:qFormat="1"/>
@@ -8802,6 +8763,7 @@
     <w:lsdException w:name="Smart Hyperlink" w:semiHidden="1" w:unhideWhenUsed="1"/>
     <w:lsdException w:name="Hashtag" w:semiHidden="1" w:unhideWhenUsed="1"/>
     <w:lsdException w:name="Unresolved Mention" w:semiHidden="1" w:unhideWhenUsed="1"/>
+    <w:lsdException w:name="Smart Link" w:semiHidden="1" w:unhideWhenUsed="1"/>
   </w:latentStyles>
   <w:style w:type="paragraph" w:default="1" w:styleId="Normal">
     <w:name w:val="Normal"/>
